--- a/Appendices_JCEM.docx
+++ b/Appendices_JCEM.docx
@@ -22,19 +22,19 @@
         <w:ind w:firstLine="422"/>
       </w:pPr>
       <w:r>
-        <w:t>Appendix</w:t>
+        <w:t xml:space="preserve">Appendix S1</w:t>
       </w:r>
       <w:r>
         <w:rPr>
           <w:rFonts w:hint="eastAsia"/>
         </w:rPr>
-        <w:t xml:space="preserve"> </w:t>
+        <w:t xml:space="preserve"/>
       </w:r>
       <w:r>
         <w:rPr>
           <w:rFonts w:hint="eastAsia"/>
         </w:rPr>
-        <w:t>A</w:t>
+        <w:t xml:space="preserve"/>
       </w:r>
     </w:p>
     <w:p>
@@ -50,7 +50,7 @@
           <w:rFonts w:eastAsia="Times New Roman"/>
           <w:szCs w:val="24"/>
         </w:rPr>
-        <w:t xml:space="preserve">We have referred to official standards and regulations regarding the transmission of safety information for civil aviation engineering projects, as shown in Table A1. </w:t>
+        <w:t xml:space="preserve">We have referred to official standards and regulations regarding the transmission of safety information for civil aviation engineering projects, as shown in Table S1. </w:t>
       </w:r>
       <w:r>
         <w:rPr>
@@ -124,7 +124,7 @@
           <w:rFonts w:eastAsiaTheme="minorEastAsia"/>
           <w:szCs w:val="24"/>
         </w:rPr>
-        <w:t>The full list of documents is provided in Appendix B.</w:t>
+        <w:t xml:space="preserve">The full list of documents is provided in Appendix S2.</w:t>
       </w:r>
     </w:p>
     <w:p>
@@ -147,7 +147,7 @@
           <w:szCs w:val="24"/>
           <w14:ligatures w14:val="none"/>
         </w:rPr>
-        <w:t xml:space="preserve">Table </w:t>
+        <w:t xml:space="preserve">Table S1</w:t>
       </w:r>
       <w:r>
         <w:rPr>
@@ -158,7 +158,7 @@
           <w:szCs w:val="24"/>
           <w14:ligatures w14:val="none"/>
         </w:rPr>
-        <w:t>A</w:t>
+        <w:t xml:space="preserve"/>
       </w:r>
       <w:r>
         <w:rPr>
@@ -169,7 +169,7 @@
           <w:szCs w:val="24"/>
           <w14:ligatures w14:val="none"/>
         </w:rPr>
-        <w:t>1</w:t>
+        <w:t xml:space="preserve"/>
       </w:r>
       <w:r>
         <w:rPr>
@@ -10289,19 +10289,19 @@
         <w:ind w:firstLine="422"/>
       </w:pPr>
       <w:r>
-        <w:t>Appendix</w:t>
+        <w:t xml:space="preserve">Appendix S2</w:t>
       </w:r>
       <w:r>
         <w:rPr>
           <w:rFonts w:hint="eastAsia"/>
         </w:rPr>
-        <w:t xml:space="preserve"> </w:t>
+        <w:t xml:space="preserve"/>
       </w:r>
       <w:r>
         <w:rPr>
           <w:rFonts w:hint="eastAsia"/>
         </w:rPr>
-        <w:t>B</w:t>
+        <w:t xml:space="preserve"/>
       </w:r>
     </w:p>
     <w:p>
@@ -11022,7 +11022,7 @@
           <w:bCs/>
           <w:szCs w:val="21"/>
         </w:rPr>
-        <w:t>Appendix</w:t>
+        <w:t xml:space="preserve">Appendix S3</w:t>
       </w:r>
       <w:r>
         <w:rPr>
@@ -11031,7 +11031,7 @@
           <w:bCs/>
           <w:szCs w:val="21"/>
         </w:rPr>
-        <w:t xml:space="preserve"> </w:t>
+        <w:t xml:space="preserve"/>
       </w:r>
       <w:r>
         <w:rPr>
@@ -11040,7 +11040,7 @@
           <w:bCs/>
           <w:szCs w:val="21"/>
         </w:rPr>
-        <w:t>C</w:t>
+        <w:t xml:space="preserve"/>
       </w:r>
     </w:p>
     <w:p>
@@ -11075,7 +11075,7 @@
           <w:color w:val="0070C0"/>
           <w:szCs w:val="24"/>
         </w:rPr>
-        <w:t>Fig. C1</w:t>
+        <w:t xml:space="preserve">Fig. S1</w:t>
       </w:r>
       <w:r>
         <w:rPr>
@@ -11090,7 +11090,7 @@
           <w:color w:val="0070C0"/>
           <w:szCs w:val="24"/>
         </w:rPr>
-        <w:t>Figs. C2-C4</w:t>
+        <w:t xml:space="preserve">Figs. S2-S4</w:t>
       </w:r>
       <w:r>
         <w:rPr>
@@ -11130,7 +11130,7 @@
           <w:color w:val="0070C0"/>
           <w:szCs w:val="24"/>
         </w:rPr>
-        <w:t>Fig. C2</w:t>
+        <w:t xml:space="preserve">Fig. S2</w:t>
       </w:r>
       <w:r>
         <w:rPr>
@@ -11155,7 +11155,7 @@
           <w:color w:val="0070C0"/>
           <w:szCs w:val="24"/>
         </w:rPr>
-        <w:t>Fig. C3</w:t>
+        <w:t xml:space="preserve">Fig. S3</w:t>
       </w:r>
       <w:r>
         <w:rPr>
@@ -11180,7 +11180,7 @@
           <w:color w:val="0070C0"/>
           <w:szCs w:val="24"/>
         </w:rPr>
-        <w:t>Fig. C4</w:t>
+        <w:t xml:space="preserve">Fig. S4</w:t>
       </w:r>
       <w:r>
         <w:rPr>
@@ -11275,7 +11275,7 @@
         <w:lastRenderedPageBreak/>
         <w:drawing>
           <wp:inline distT="0" distB="0" distL="0" distR="0" wp14:anchorId="2EE878BC" wp14:editId="4A32B095">
-            <wp:extent cx="8016948" cy="4008474"/>
+            <wp:extent cx="8016948" cy="4045249"/>
             <wp:effectExtent l="0" t="0" r="3175" b="0"/>
             <wp:docPr id="279911657" name="图片 1"/>
             <wp:cNvGraphicFramePr>
@@ -11303,7 +11303,7 @@
                   <pic:spPr>
                     <a:xfrm>
                       <a:off x="0" y="0"/>
-                      <a:ext cx="8025943" cy="4012971"/>
+                      <a:ext cx="8016948" cy="4045249"/>
                     </a:xfrm>
                     <a:prstGeom prst="rect">
                       <a:avLst/>
@@ -11333,7 +11333,7 @@
           <w:bCs/>
           <w:szCs w:val="21"/>
         </w:rPr>
-        <w:t>Fig. C1. Safety information chain in construction during airport operations</w:t>
+        <w:t xml:space="preserve">Fig. S1. Safety information chain in construction during airport operations</w:t>
       </w:r>
     </w:p>
     <w:p>
@@ -11355,7 +11355,7 @@
         <w:lastRenderedPageBreak/>
         <w:drawing>
           <wp:inline distT="0" distB="0" distL="0" distR="0" wp14:anchorId="2B95F1E4" wp14:editId="7334C33B">
-            <wp:extent cx="8149850" cy="3593805"/>
+            <wp:extent cx="8149850" cy="3674632"/>
             <wp:effectExtent l="0" t="0" r="3810" b="6985"/>
             <wp:docPr id="1646591177" name="图片 2"/>
             <wp:cNvGraphicFramePr>
@@ -11383,7 +11383,7 @@
                   <pic:spPr>
                     <a:xfrm>
                       <a:off x="0" y="0"/>
-                      <a:ext cx="8162399" cy="3599339"/>
+                      <a:ext cx="8149850" cy="3674632"/>
                     </a:xfrm>
                     <a:prstGeom prst="rect">
                       <a:avLst/>
@@ -11413,7 +11413,7 @@
           <w:bCs/>
           <w:szCs w:val="21"/>
         </w:rPr>
-        <w:t>Fig. C2. Application and approval in construction during airport operations</w:t>
+        <w:t xml:space="preserve">Fig. S2. Application and approval in construction during airport operations</w:t>
       </w:r>
       <w:r>
         <w:rPr>
@@ -11482,7 +11482,7 @@
           <w:bCs/>
           <w:szCs w:val="21"/>
         </w:rPr>
-        <w:t>Fig. C3. Implementation in construction during airport operations</w:t>
+        <w:t xml:space="preserve">Fig. S3. Implementation in construction during airport operations</w:t>
       </w:r>
       <w:r>
         <w:rPr>
@@ -11553,7 +11553,7 @@
           <w:bCs/>
           <w:szCs w:val="21"/>
         </w:rPr>
-        <w:t>Fig. C4. Acceptance in construction during airport operations</w:t>
+        <w:t xml:space="preserve">Fig. S4. Acceptance in construction during airport operations</w:t>
       </w:r>
     </w:p>
     <w:sectPr>
